--- a/templates/exercise-template-ex6.docx
+++ b/templates/exercise-template-ex6.docx
@@ -170,7 +170,7 @@
         </m:r>
         <m:r>
           <m:rPr>
-            <m:sty m:val="b"/>
+            <m:sty m:val="bi"/>
           </m:rPr>
           <m:t>r</m:t>
         </m:r>
